--- a/downloads/teacher/04 Units/Unit 06 - Food Systems and Production - From Farm to Table/Lesson 06.04 - Food Scarcity and Food Deserts.docx
+++ b/downloads/teacher/04 Units/Unit 06 - Food Systems and Production - From Farm to Table/Lesson 06.04 - Food Scarcity and Food Deserts.docx
@@ -370,23 +370,41 @@
       <w:r>
         <w:t xml:space="preserve">By the end of this lesson, students will be able to:</w:t>
       </w:r>
-      <w:r>
-        <w:t xml:space="preserve"> </w:t>
-      </w:r>
-      <w:r>
-        <w:t xml:space="preserve">1. (Low: understand) Define food insecurity and food desert in their own words and name three things that create one (distance, transportation, price, store selection).</w:t>
-      </w:r>
-      <w:r>
-        <w:t xml:space="preserve"> </w:t>
-      </w:r>
-      <w:r>
-        <w:t xml:space="preserve">2. (Mid: analyze) Using the described neighborhood map and the two price lists, compare what twenty dollars buys at the supermarket and at the convenience store, and calculate the difference.</w:t>
-      </w:r>
-      <w:r>
-        <w:t xml:space="preserve"> </w:t>
-      </w:r>
-      <w:r>
-        <w:t xml:space="preserve">3. (High: evaluate) Judge which two of five community responses would help the described neighborhood most, and defend the choice with evidence from the map and the prices.</w:t>
+    </w:p>
+    <w:p>
+      <w:pPr>
+        <w:numPr>
+          <w:ilvl w:val="0"/>
+          <w:numId w:val="1003"/>
+        </w:numPr>
+        <w:pStyle w:val="Compact"/>
+      </w:pPr>
+      <w:r>
+        <w:t xml:space="preserve">(Low: understand) Define food insecurity and food desert in their own words and name three things that create one (distance, transportation, price, store selection).</w:t>
+      </w:r>
+    </w:p>
+    <w:p>
+      <w:pPr>
+        <w:numPr>
+          <w:ilvl w:val="0"/>
+          <w:numId w:val="1003"/>
+        </w:numPr>
+        <w:pStyle w:val="Compact"/>
+      </w:pPr>
+      <w:r>
+        <w:t xml:space="preserve">(Mid: analyze) Using the described neighborhood map and the two price lists, compare what twenty dollars buys at the supermarket and at the convenience store, and calculate the difference.</w:t>
+      </w:r>
+    </w:p>
+    <w:p>
+      <w:pPr>
+        <w:numPr>
+          <w:ilvl w:val="0"/>
+          <w:numId w:val="1003"/>
+        </w:numPr>
+        <w:pStyle w:val="Compact"/>
+      </w:pPr>
+      <w:r>
+        <w:t xml:space="preserve">(High: evaluate) Judge which two of five community responses would help the described neighborhood most, and defend the choice with evidence from the map and the prices.</w:t>
       </w:r>
     </w:p>
     <w:p>
@@ -436,7 +454,7 @@
       <w:pPr>
         <w:numPr>
           <w:ilvl w:val="0"/>
-          <w:numId w:val="1003"/>
+          <w:numId w:val="1004"/>
         </w:numPr>
         <w:pStyle w:val="Compact"/>
       </w:pPr>
@@ -454,7 +472,7 @@
       <w:pPr>
         <w:numPr>
           <w:ilvl w:val="0"/>
-          <w:numId w:val="1003"/>
+          <w:numId w:val="1004"/>
         </w:numPr>
         <w:pStyle w:val="Compact"/>
       </w:pPr>
@@ -466,7 +484,7 @@
       <w:pPr>
         <w:numPr>
           <w:ilvl w:val="0"/>
-          <w:numId w:val="1003"/>
+          <w:numId w:val="1004"/>
         </w:numPr>
         <w:pStyle w:val="Compact"/>
       </w:pPr>
@@ -478,7 +496,7 @@
       <w:pPr>
         <w:numPr>
           <w:ilvl w:val="0"/>
-          <w:numId w:val="1003"/>
+          <w:numId w:val="1004"/>
         </w:numPr>
         <w:pStyle w:val="Compact"/>
       </w:pPr>
@@ -499,7 +517,7 @@
       <w:pPr>
         <w:numPr>
           <w:ilvl w:val="0"/>
-          <w:numId w:val="1003"/>
+          <w:numId w:val="1004"/>
         </w:numPr>
         <w:pStyle w:val="Compact"/>
       </w:pPr>
@@ -938,55 +956,97 @@
       <w:r>
         <w:t xml:space="preserve">Monitor understanding:</w:t>
       </w:r>
-      <w:r>
-        <w:t xml:space="preserve"> </w:t>
-      </w:r>
-      <w:r>
-        <w:t xml:space="preserve">- What is the difference between food insecurity and a food desert? Can you have one without the other?</w:t>
-      </w:r>
-      <w:r>
-        <w:t xml:space="preserve"> </w:t>
-      </w:r>
-      <w:r>
-        <w:t xml:space="preserve">- Home C is 1.4 miles from the supermarket. What makes that hard, beyond the walking?</w:t>
-      </w:r>
-      <w:r>
-        <w:t xml:space="preserve"> </w:t>
-      </w:r>
-      <w:r>
-        <w:t xml:space="preserve">- Which food was not on the convenience store list at all?</w:t>
-      </w:r>
-    </w:p>
-    <w:p>
-      <w:pPr>
-        <w:pStyle w:val="BodyText"/>
+    </w:p>
+    <w:p>
+      <w:pPr>
+        <w:numPr>
+          <w:ilvl w:val="0"/>
+          <w:numId w:val="1005"/>
+        </w:numPr>
+        <w:pStyle w:val="Compact"/>
+      </w:pPr>
+      <w:r>
+        <w:t xml:space="preserve">What is the difference between food insecurity and a food desert? Can you have one without the other?</w:t>
+      </w:r>
+    </w:p>
+    <w:p>
+      <w:pPr>
+        <w:numPr>
+          <w:ilvl w:val="0"/>
+          <w:numId w:val="1005"/>
+        </w:numPr>
+        <w:pStyle w:val="Compact"/>
+      </w:pPr>
+      <w:r>
+        <w:t xml:space="preserve">Home C is 1.4 miles from the supermarket. What makes that hard, beyond the walking?</w:t>
+      </w:r>
+    </w:p>
+    <w:p>
+      <w:pPr>
+        <w:numPr>
+          <w:ilvl w:val="0"/>
+          <w:numId w:val="1005"/>
+        </w:numPr>
+        <w:pStyle w:val="Compact"/>
+      </w:pPr>
+      <w:r>
+        <w:t xml:space="preserve">Which food was not on the convenience store list at all?</w:t>
+      </w:r>
+    </w:p>
+    <w:p>
+      <w:pPr>
+        <w:pStyle w:val="FirstParagraph"/>
       </w:pPr>
       <w:r>
         <w:t xml:space="preserve">Deepen learning:</w:t>
       </w:r>
-      <w:r>
-        <w:t xml:space="preserve"> </w:t>
-      </w:r>
-      <w:r>
-        <w:t xml:space="preserve">- The convenience store owner charges more for the same can of beans. Are they doing something wrong? What would you need to know to answer that?</w:t>
-      </w:r>
-      <w:r>
-        <w:t xml:space="preserve"> </w:t>
-      </w:r>
-      <w:r>
-        <w:t xml:space="preserve">- A mobile market shows up twice a month. Is that a solution or a patch? What would make it a solution?</w:t>
-      </w:r>
-      <w:r>
-        <w:t xml:space="preserve"> </w:t>
-      </w:r>
-      <w:r>
-        <w:t xml:space="preserve">- The bus runs once an hour and you have frozen food. What does that do to what a person buys?</w:t>
-      </w:r>
-      <w:r>
-        <w:t xml:space="preserve"> </w:t>
-      </w:r>
-      <w:r>
-        <w:t xml:space="preserve">- Two families, same twenty dollars, different dinners. Which cause from Step 1 did the most damage here?</w:t>
+    </w:p>
+    <w:p>
+      <w:pPr>
+        <w:numPr>
+          <w:ilvl w:val="0"/>
+          <w:numId w:val="1006"/>
+        </w:numPr>
+        <w:pStyle w:val="Compact"/>
+      </w:pPr>
+      <w:r>
+        <w:t xml:space="preserve">The convenience store owner charges more for the same can of beans. Are they doing something wrong? What would you need to know to answer that?</w:t>
+      </w:r>
+    </w:p>
+    <w:p>
+      <w:pPr>
+        <w:numPr>
+          <w:ilvl w:val="0"/>
+          <w:numId w:val="1006"/>
+        </w:numPr>
+        <w:pStyle w:val="Compact"/>
+      </w:pPr>
+      <w:r>
+        <w:t xml:space="preserve">A mobile market shows up twice a month. Is that a solution or a patch? What would make it a solution?</w:t>
+      </w:r>
+    </w:p>
+    <w:p>
+      <w:pPr>
+        <w:numPr>
+          <w:ilvl w:val="0"/>
+          <w:numId w:val="1006"/>
+        </w:numPr>
+        <w:pStyle w:val="Compact"/>
+      </w:pPr>
+      <w:r>
+        <w:t xml:space="preserve">The bus runs once an hour and you have frozen food. What does that do to what a person buys?</w:t>
+      </w:r>
+    </w:p>
+    <w:p>
+      <w:pPr>
+        <w:numPr>
+          <w:ilvl w:val="0"/>
+          <w:numId w:val="1006"/>
+        </w:numPr>
+        <w:pStyle w:val="Compact"/>
+      </w:pPr>
+      <w:r>
+        <w:t xml:space="preserve">Two families, same twenty dollars, different dinners. Which cause from Step 1 did the most damage here?</w:t>
       </w:r>
     </w:p>
     <w:p>
@@ -1176,7 +1236,7 @@
       <w:pPr>
         <w:numPr>
           <w:ilvl w:val="0"/>
-          <w:numId w:val="1004"/>
+          <w:numId w:val="1007"/>
         </w:numPr>
         <w:pStyle w:val="Compact"/>
       </w:pPr>
@@ -1200,7 +1260,7 @@
       <w:pPr>
         <w:numPr>
           <w:ilvl w:val="0"/>
-          <w:numId w:val="1004"/>
+          <w:numId w:val="1007"/>
         </w:numPr>
         <w:pStyle w:val="Compact"/>
       </w:pPr>
@@ -1224,7 +1284,7 @@
       <w:pPr>
         <w:numPr>
           <w:ilvl w:val="0"/>
-          <w:numId w:val="1004"/>
+          <w:numId w:val="1007"/>
         </w:numPr>
         <w:pStyle w:val="Compact"/>
       </w:pPr>
@@ -1236,7 +1296,7 @@
       <w:pPr>
         <w:numPr>
           <w:ilvl w:val="0"/>
-          <w:numId w:val="1004"/>
+          <w:numId w:val="1007"/>
         </w:numPr>
         <w:pStyle w:val="Compact"/>
       </w:pPr>
@@ -1248,7 +1308,7 @@
       <w:pPr>
         <w:numPr>
           <w:ilvl w:val="0"/>
-          <w:numId w:val="1004"/>
+          <w:numId w:val="1007"/>
         </w:numPr>
         <w:pStyle w:val="Compact"/>
       </w:pPr>
@@ -1260,7 +1320,7 @@
       <w:pPr>
         <w:numPr>
           <w:ilvl w:val="0"/>
-          <w:numId w:val="1004"/>
+          <w:numId w:val="1007"/>
         </w:numPr>
         <w:pStyle w:val="Compact"/>
       </w:pPr>
@@ -1573,7 +1633,7 @@
       <w:pPr>
         <w:numPr>
           <w:ilvl w:val="0"/>
-          <w:numId w:val="1005"/>
+          <w:numId w:val="1008"/>
         </w:numPr>
         <w:pStyle w:val="Compact"/>
       </w:pPr>
@@ -1597,7 +1657,7 @@
       <w:pPr>
         <w:numPr>
           <w:ilvl w:val="0"/>
-          <w:numId w:val="1005"/>
+          <w:numId w:val="1008"/>
         </w:numPr>
         <w:pStyle w:val="Compact"/>
       </w:pPr>
@@ -1609,7 +1669,7 @@
       <w:pPr>
         <w:numPr>
           <w:ilvl w:val="0"/>
-          <w:numId w:val="1005"/>
+          <w:numId w:val="1008"/>
         </w:numPr>
         <w:pStyle w:val="Compact"/>
       </w:pPr>
@@ -1642,7 +1702,7 @@
       <w:pPr>
         <w:numPr>
           <w:ilvl w:val="0"/>
-          <w:numId w:val="1005"/>
+          <w:numId w:val="1008"/>
         </w:numPr>
         <w:pStyle w:val="Compact"/>
       </w:pPr>
@@ -1654,7 +1714,7 @@
       <w:pPr>
         <w:numPr>
           <w:ilvl w:val="0"/>
-          <w:numId w:val="1005"/>
+          <w:numId w:val="1008"/>
         </w:numPr>
         <w:pStyle w:val="Compact"/>
       </w:pPr>
@@ -1666,7 +1726,7 @@
       <w:pPr>
         <w:numPr>
           <w:ilvl w:val="0"/>
-          <w:numId w:val="1005"/>
+          <w:numId w:val="1008"/>
         </w:numPr>
         <w:pStyle w:val="Compact"/>
       </w:pPr>
@@ -1687,7 +1747,7 @@
       <w:pPr>
         <w:numPr>
           <w:ilvl w:val="0"/>
-          <w:numId w:val="1005"/>
+          <w:numId w:val="1008"/>
         </w:numPr>
         <w:pStyle w:val="Compact"/>
       </w:pPr>
@@ -1718,7 +1778,7 @@
       <w:pPr>
         <w:numPr>
           <w:ilvl w:val="0"/>
-          <w:numId w:val="1006"/>
+          <w:numId w:val="1009"/>
         </w:numPr>
         <w:pStyle w:val="Compact"/>
       </w:pPr>
@@ -1730,7 +1790,7 @@
       <w:pPr>
         <w:numPr>
           <w:ilvl w:val="0"/>
-          <w:numId w:val="1006"/>
+          <w:numId w:val="1009"/>
         </w:numPr>
         <w:pStyle w:val="Compact"/>
       </w:pPr>
@@ -1760,7 +1820,7 @@
       <w:pPr>
         <w:numPr>
           <w:ilvl w:val="0"/>
-          <w:numId w:val="1006"/>
+          <w:numId w:val="1009"/>
         </w:numPr>
         <w:pStyle w:val="Compact"/>
       </w:pPr>
@@ -1781,7 +1841,7 @@
       <w:pPr>
         <w:numPr>
           <w:ilvl w:val="0"/>
-          <w:numId w:val="1006"/>
+          <w:numId w:val="1009"/>
         </w:numPr>
         <w:pStyle w:val="Compact"/>
       </w:pPr>
@@ -1811,7 +1871,7 @@
       <w:pPr>
         <w:numPr>
           <w:ilvl w:val="0"/>
-          <w:numId w:val="1006"/>
+          <w:numId w:val="1009"/>
         </w:numPr>
         <w:pStyle w:val="Compact"/>
       </w:pPr>
@@ -1823,7 +1883,7 @@
       <w:pPr>
         <w:numPr>
           <w:ilvl w:val="0"/>
-          <w:numId w:val="1006"/>
+          <w:numId w:val="1009"/>
         </w:numPr>
         <w:pStyle w:val="Compact"/>
       </w:pPr>
@@ -1835,7 +1895,7 @@
       <w:pPr>
         <w:numPr>
           <w:ilvl w:val="0"/>
-          <w:numId w:val="1006"/>
+          <w:numId w:val="1009"/>
         </w:numPr>
         <w:pStyle w:val="Compact"/>
       </w:pPr>
@@ -1847,7 +1907,7 @@
       <w:pPr>
         <w:numPr>
           <w:ilvl w:val="0"/>
-          <w:numId w:val="1006"/>
+          <w:numId w:val="1009"/>
         </w:numPr>
         <w:pStyle w:val="Compact"/>
       </w:pPr>
@@ -2292,7 +2352,34 @@
     </w:lvlOverride>
   </w:num>
   <w:num w:numId="1003">
-    <w:abstractNumId w:val="991"/>
+    <w:abstractNumId w:val="99411"/>
+    <w:lvlOverride w:ilvl="0">
+      <w:startOverride w:val="1"/>
+    </w:lvlOverride>
+    <w:lvlOverride w:ilvl="1">
+      <w:startOverride w:val="1"/>
+    </w:lvlOverride>
+    <w:lvlOverride w:ilvl="2">
+      <w:startOverride w:val="1"/>
+    </w:lvlOverride>
+    <w:lvlOverride w:ilvl="3">
+      <w:startOverride w:val="1"/>
+    </w:lvlOverride>
+    <w:lvlOverride w:ilvl="4">
+      <w:startOverride w:val="1"/>
+    </w:lvlOverride>
+    <w:lvlOverride w:ilvl="5">
+      <w:startOverride w:val="1"/>
+    </w:lvlOverride>
+    <w:lvlOverride w:ilvl="6">
+      <w:startOverride w:val="1"/>
+    </w:lvlOverride>
+    <w:lvlOverride w:ilvl="7">
+      <w:startOverride w:val="1"/>
+    </w:lvlOverride>
+    <w:lvlOverride w:ilvl="8">
+      <w:startOverride w:val="1"/>
+    </w:lvlOverride>
   </w:num>
   <w:num w:numId="1004">
     <w:abstractNumId w:val="991"/>
@@ -2301,6 +2388,15 @@
     <w:abstractNumId w:val="991"/>
   </w:num>
   <w:num w:numId="1006">
+    <w:abstractNumId w:val="991"/>
+  </w:num>
+  <w:num w:numId="1007">
+    <w:abstractNumId w:val="991"/>
+  </w:num>
+  <w:num w:numId="1008">
+    <w:abstractNumId w:val="991"/>
+  </w:num>
+  <w:num w:numId="1009">
     <w:abstractNumId w:val="991"/>
   </w:num>
 </w:numbering>

--- a/downloads/teacher/04 Units/Unit 06 - Food Systems and Production - From Farm to Table/Lesson 06.04 - Food Scarcity and Food Deserts.docx
+++ b/downloads/teacher/04 Units/Unit 06 - Food Systems and Production - From Farm to Table/Lesson 06.04 - Food Scarcity and Food Deserts.docx
@@ -243,7 +243,7 @@
         <w:t xml:space="preserve"> </w:t>
       </w:r>
       <w:r>
-        <w:t xml:space="preserve">and Step 4 is United States programs only. Lesson 6.2 (local, seasonal, global) and Lesson 6.10 (one dish, three cultures) carry the other-countries half of the module’s topic 3. If Sal wants the line fully met inside this period, the one-minute addition is to name one other country’s program next to SNAP; the teacher notes say which. Four National FCS competencies instead of the usual one or two, because 14.1.5 is the competency the crosswalk pairs with FSP 3. b) and it is printed in the FSP module’s own block.</w:t>
+        <w:t xml:space="preserve">and Step 4 is United States programs only. Lesson 6.2 (local, seasonal, global) and Lesson 6.10 (one dish, three cultures) carry the other-countries half of the module’s topic 3. If I want the line fully met inside this period, the one-minute addition is to name one other country’s program next to SNAP; the teacher notes say which. Three National FCS competencies instead of the usual one or two, because 14.1.5 is the competency the crosswalk pairs with FSP 3. b) and it is printed in the FSP module’s own block.</w:t>
       </w:r>
     </w:p>
     <w:p>
@@ -298,17 +298,6 @@
       </w:pPr>
       <w:r>
         <w:t xml:space="preserve">The tone is problem solving, not pity. The question is how a system produces this result and what communities do about it, not who to feel sorry for.</w:t>
-      </w:r>
-    </w:p>
-    <w:p>
-      <w:pPr>
-        <w:pStyle w:val="FirstParagraph"/>
-      </w:pPr>
-      <w:r>
-        <w:rPr>
-          <w:rStyle w:val="TeacherNote"/>
-        </w:rPr>
-        <w:t xml:space="preserve">[Sal: you know your roster. If you know a student is living this, the person to loop in before this lesson is the counselor, not the student.]</w:t>
       </w:r>
     </w:p>
     <w:p>
@@ -1522,7 +1511,7 @@
               <w:jc w:val="left"/>
             </w:pPr>
             <w:r>
-              <w:t xml:space="preserve">Formative; handout scored complete, partial, or missing for daily work. Assessed summatively on the Food Systems Quiz, item 7 (the food desert scenario)</w:t>
+              <w:t xml:space="preserve">Formative; handout scored complete, partial, or missing for daily work. Assessed summatively on the Food Systems Quiz, item 10 (the food desert scenario)</w:t>
             </w:r>
           </w:p>
         </w:tc>
@@ -1608,15 +1597,6 @@
       </w:pPr>
       <w:r>
         <w:t xml:space="preserve">Social studies: this is a geography and civics lesson as much as a FACS lesson, and the map task is the same skill as any thematic map reading. Math: unit price and scale conversion. Community: a food pantry coordinator is usually willing to speak for ten minutes and to explain what the pantry actually needs, which is almost never canned corn. A pantry drive is a real service option, and it belongs in the Unit 7 capstone if a class wants to run one.</w:t>
-      </w:r>
-      <w:r>
-        <w:t xml:space="preserve"> </w:t>
-      </w:r>
-      <w:r>
-        <w:rPr>
-          <w:rStyle w:val="TeacherNote"/>
-        </w:rPr>
-        <w:t xml:space="preserve">[Sal: if your school runs a pantry or a backpack program, the coordinator is the right guest, and the visit should be arranged so no student in the room is identified as a client.]</w:t>
       </w:r>
     </w:p>
     <w:p>
@@ -1688,15 +1668,6 @@
       <w:r>
         <w:t xml:space="preserve">, section 2.</w:t>
       </w:r>
-      <w:r>
-        <w:t xml:space="preserve"> </w:t>
-      </w:r>
-      <w:r>
-        <w:rPr>
-          <w:rStyle w:val="TeacherNote"/>
-        </w:rPr>
-        <w:t xml:space="preserve">[Sal: confirm against the NYSED PDF.]</w:t>
-      </w:r>
     </w:p>
     <w:p>
       <w:pPr>
@@ -1719,7 +1690,7 @@
         <w:pStyle w:val="Compact"/>
       </w:pPr>
       <w:r>
-        <w:t xml:space="preserve">National Standards for Family and Consumer Sciences Education 3.0 (LEAD FCS Education, 2018), competencies 14.3.4 and 14.1.3.</w:t>
+        <w:t xml:space="preserve">National Standards for Family and Consumer Sciences Education 3.0 (LEAD FCS Education, 2018), competencies 14.3.4, 14.1.3, and 14.1.5.</w:t>
       </w:r>
     </w:p>
     <w:p>
@@ -1733,15 +1704,6 @@
       <w:r>
         <w:t xml:space="preserve">The neighborhood, the distances, and the two price lists on the handout are constructed for teaching. The prices are written to feel like a real Long Island supermarket and a real corner store, and the handout says so on its face.</w:t>
       </w:r>
-      <w:r>
-        <w:t xml:space="preserve"> </w:t>
-      </w:r>
-      <w:r>
-        <w:rPr>
-          <w:rStyle w:val="TeacherNote"/>
-        </w:rPr>
-        <w:t xml:space="preserve">[Sal: update the supermarket column from this week’s circular and the convenience column from whatever store is near the school; students will believe the numbers more if they recognize them.]</w:t>
-      </w:r>
     </w:p>
     <w:p>
       <w:pPr>
@@ -1754,15 +1716,6 @@
       <w:r>
         <w:t xml:space="preserve">Program facts on SNAP and WIC are stated at the level of what each program is and who runs it.</w:t>
       </w:r>
-      <w:r>
-        <w:t xml:space="preserve"> </w:t>
-      </w:r>
-      <w:r>
-        <w:rPr>
-          <w:rStyle w:val="TeacherNote"/>
-        </w:rPr>
-        <w:t xml:space="preserve">[Sal: verify current New York eligibility language on the state OTDA and Department of Health pages before you teach it, and keep it to facts.]</w:t>
-      </w:r>
     </w:p>
     <w:p>
       <w:pPr>
@@ -1827,15 +1780,6 @@
       <w:r>
         <w:t xml:space="preserve">One optional minute inside Step 4, if you want FSP 3. b) met on both halves in this period: after SNAP, name one other country’s program in a sentence, for example the United Kingdom’s Healthy Start vouchers for pregnant women and young children, or Brazil’s national school meal program, which buys a set share of its food from small local farms. Say the point in one line: every country decides by law who gets food help and what the money can buy, and that decision changes what is on the shelf.</w:t>
       </w:r>
-      <w:r>
-        <w:t xml:space="preserve"> </w:t>
-      </w:r>
-      <w:r>
-        <w:rPr>
-          <w:rStyle w:val="TeacherNote"/>
-        </w:rPr>
-        <w:t xml:space="preserve">[Sal: pick a country your students have a connection to; the Turkish and Portuguese speakers in the room will have one.]</w:t>
-      </w:r>
     </w:p>
     <w:p>
       <w:pPr>
@@ -1901,21 +1845,6 @@
       </w:pPr>
       <w:r>
         <w:t xml:space="preserve">This lesson pairs naturally with the Unit 2 budgeting work and with ClassroomStreet. A student who ran a budget in that simulation already knows what a fixed income feels like. Use that language.</w:t>
-      </w:r>
-    </w:p>
-    <w:p>
-      <w:pPr>
-        <w:numPr>
-          <w:ilvl w:val="0"/>
-          <w:numId w:val="1009"/>
-        </w:numPr>
-        <w:pStyle w:val="Compact"/>
-      </w:pPr>
-      <w:r>
-        <w:rPr>
-          <w:rStyle w:val="TeacherNote"/>
-        </w:rPr>
-        <w:t xml:space="preserve">[Sal: your Brentwood students knew which stores near them were expensive. That knowledge is an asset in this lesson, but let them volunteer it about stores, not about themselves.]</w:t>
       </w:r>
     </w:p>
     <w:sectPr>
